--- a/Lab01/MInhChung.docx
+++ b/Lab01/MInhChung.docx
@@ -5,17 +5,23 @@
     <w:p>
       <w:pPr>
         <w:rPr>
-          <w:lang w:val="en-US"/>
-        </w:rPr>
-      </w:pPr>
-      <w:r>
-        <w:rPr>
+          <w:b/>
+          <w:bCs/>
+          <w:lang w:val="en-US"/>
+        </w:rPr>
+      </w:pPr>
+      <w:r>
+        <w:rPr>
+          <w:b/>
+          <w:bCs/>
           <w:lang w:val="en-US"/>
         </w:rPr>
         <w:t>NguyenVanHuy_22667141</w:t>
       </w:r>
       <w:r>
         <w:rPr>
+          <w:b/>
+          <w:bCs/>
           <w:lang w:val="en-US"/>
         </w:rPr>
         <w:t>_Tuan01</w:t>
@@ -29,6 +35,26 @@
       </w:pPr>
       <w:r>
         <w:rPr>
+          <w:lang w:val="en-US"/>
+        </w:rPr>
+        <w:t xml:space="preserve">Bài 1 : </w:t>
+      </w:r>
+      <w:r>
+        <w:rPr>
+          <w:lang w:val="en-US"/>
+        </w:rPr>
+        <w:t>Message Queue</w:t>
+      </w:r>
+    </w:p>
+    <w:p>
+      <w:pPr>
+        <w:rPr>
+          <w:lang w:val="en-US"/>
+        </w:rPr>
+      </w:pPr>
+      <w:r>
+        <w:rPr>
+          <w:noProof/>
           <w:lang w:val="en-US"/>
         </w:rPr>
         <w:drawing>
@@ -111,6 +137,7 @@
       </w:pPr>
       <w:r>
         <w:rPr>
+          <w:noProof/>
           <w:lang w:val="en-US"/>
         </w:rPr>
         <w:drawing>
@@ -162,10 +189,10 @@
         </w:rPr>
         <w:lastRenderedPageBreak/>
         <w:drawing>
-          <wp:inline distT="0" distB="0" distL="0" distR="0" wp14:anchorId="60B72FC6" wp14:editId="65F43830">
-            <wp:extent cx="5731510" cy="3044825"/>
-            <wp:effectExtent l="0" t="0" r="2540" b="3175"/>
-            <wp:docPr id="1030563517" name="Hình ảnh 1" descr="Ảnh có chứa văn bản, ảnh chụp màn hình, phần mềm, Phần mềm đa phương tiện&#10;&#10;Nội dung do AI tạo ra có thể không chính xác."/>
+          <wp:inline distT="0" distB="0" distL="0" distR="0" wp14:anchorId="59DB1A94" wp14:editId="4A292E88">
+            <wp:extent cx="5731510" cy="3086100"/>
+            <wp:effectExtent l="0" t="0" r="2540" b="0"/>
+            <wp:docPr id="283986622" name="Hình ảnh 1" descr="Ảnh có chứa văn bản, ảnh chụp màn hình, phần mềm, Phần mềm đa phương tiện&#10;&#10;Nội dung do AI tạo ra có thể không chính xác."/>
             <wp:cNvGraphicFramePr>
               <a:graphicFrameLocks xmlns:a="http://schemas.openxmlformats.org/drawingml/2006/main" noChangeAspect="1"/>
             </wp:cNvGraphicFramePr>
@@ -173,7 +200,7 @@
               <a:graphicData uri="http://schemas.openxmlformats.org/drawingml/2006/picture">
                 <pic:pic xmlns:pic="http://schemas.openxmlformats.org/drawingml/2006/picture">
                   <pic:nvPicPr>
-                    <pic:cNvPr id="1030563517" name="Hình ảnh 1" descr="Ảnh có chứa văn bản, ảnh chụp màn hình, phần mềm, Phần mềm đa phương tiện&#10;&#10;Nội dung do AI tạo ra có thể không chính xác."/>
+                    <pic:cNvPr id="283986622" name="Hình ảnh 1" descr="Ảnh có chứa văn bản, ảnh chụp màn hình, phần mềm, Phần mềm đa phương tiện&#10;&#10;Nội dung do AI tạo ra có thể không chính xác."/>
                     <pic:cNvPicPr/>
                   </pic:nvPicPr>
                   <pic:blipFill>
@@ -185,7 +212,7 @@
                   <pic:spPr>
                     <a:xfrm>
                       <a:off x="0" y="0"/>
-                      <a:ext cx="5731510" cy="3044825"/>
+                      <a:ext cx="5731510" cy="3086100"/>
                     </a:xfrm>
                     <a:prstGeom prst="rect">
                       <a:avLst/>
@@ -219,6 +246,7 @@
       </w:pPr>
       <w:r>
         <w:rPr>
+          <w:noProof/>
           <w:lang w:val="en-US"/>
         </w:rPr>
         <w:drawing>
@@ -257,15 +285,22 @@
           </wp:inline>
         </w:drawing>
       </w:r>
-    </w:p>
-    <w:p>
-      <w:pPr>
-        <w:rPr>
-          <w:lang w:val="en-US"/>
-        </w:rPr>
-      </w:pPr>
-      <w:r>
-        <w:rPr>
+      <w:r>
+        <w:rPr>
+          <w:lang w:val="en-US"/>
+        </w:rPr>
+        <w:br/>
+      </w:r>
+    </w:p>
+    <w:p>
+      <w:pPr>
+        <w:rPr>
+          <w:lang w:val="en-US"/>
+        </w:rPr>
+      </w:pPr>
+      <w:r>
+        <w:rPr>
+          <w:noProof/>
           <w:lang w:val="en-US"/>
         </w:rPr>
         <w:lastRenderedPageBreak/>
@@ -294,6 +329,412 @@
                     <a:xfrm>
                       <a:off x="0" y="0"/>
                       <a:ext cx="5731510" cy="3044825"/>
+                    </a:xfrm>
+                    <a:prstGeom prst="rect">
+                      <a:avLst/>
+                    </a:prstGeom>
+                  </pic:spPr>
+                </pic:pic>
+              </a:graphicData>
+            </a:graphic>
+          </wp:inline>
+        </w:drawing>
+      </w:r>
+    </w:p>
+    <w:p>
+      <w:pPr>
+        <w:rPr>
+          <w:lang w:val="en-US"/>
+        </w:rPr>
+      </w:pPr>
+      <w:r>
+        <w:rPr>
+          <w:lang w:val="en-US"/>
+        </w:rPr>
+        <w:drawing>
+          <wp:inline distT="0" distB="0" distL="0" distR="0" wp14:anchorId="5D5DA6EE" wp14:editId="0E4CFAA1">
+            <wp:extent cx="5731510" cy="2944495"/>
+            <wp:effectExtent l="0" t="0" r="2540" b="8255"/>
+            <wp:docPr id="24810775" name="Hình ảnh 1" descr="Ảnh có chứa văn bản, ảnh chụp màn hình, phần mềm&#10;&#10;Nội dung do AI tạo ra có thể không chính xác."/>
+            <wp:cNvGraphicFramePr>
+              <a:graphicFrameLocks xmlns:a="http://schemas.openxmlformats.org/drawingml/2006/main" noChangeAspect="1"/>
+            </wp:cNvGraphicFramePr>
+            <a:graphic xmlns:a="http://schemas.openxmlformats.org/drawingml/2006/main">
+              <a:graphicData uri="http://schemas.openxmlformats.org/drawingml/2006/picture">
+                <pic:pic xmlns:pic="http://schemas.openxmlformats.org/drawingml/2006/picture">
+                  <pic:nvPicPr>
+                    <pic:cNvPr id="24810775" name="Hình ảnh 1" descr="Ảnh có chứa văn bản, ảnh chụp màn hình, phần mềm&#10;&#10;Nội dung do AI tạo ra có thể không chính xác."/>
+                    <pic:cNvPicPr/>
+                  </pic:nvPicPr>
+                  <pic:blipFill>
+                    <a:blip r:embed="rId9"/>
+                    <a:stretch>
+                      <a:fillRect/>
+                    </a:stretch>
+                  </pic:blipFill>
+                  <pic:spPr>
+                    <a:xfrm>
+                      <a:off x="0" y="0"/>
+                      <a:ext cx="5731510" cy="2944495"/>
+                    </a:xfrm>
+                    <a:prstGeom prst="rect">
+                      <a:avLst/>
+                    </a:prstGeom>
+                  </pic:spPr>
+                </pic:pic>
+              </a:graphicData>
+            </a:graphic>
+          </wp:inline>
+        </w:drawing>
+      </w:r>
+    </w:p>
+    <w:p>
+      <w:pPr>
+        <w:rPr>
+          <w:lang w:val="en-US"/>
+        </w:rPr>
+      </w:pPr>
+      <w:r>
+        <w:rPr>
+          <w:lang w:val="en-US"/>
+        </w:rPr>
+        <w:t>Bai 2 JWT</w:t>
+      </w:r>
+    </w:p>
+    <w:p>
+      <w:pPr>
+        <w:rPr>
+          <w:lang w:val="en-US"/>
+        </w:rPr>
+      </w:pPr>
+      <w:r>
+        <w:t>Login USER</w:t>
+      </w:r>
+    </w:p>
+    <w:p>
+      <w:pPr>
+        <w:rPr>
+          <w:lang w:val="en-US"/>
+        </w:rPr>
+      </w:pPr>
+      <w:r>
+        <w:rPr>
+          <w:noProof/>
+        </w:rPr>
+        <w:lastRenderedPageBreak/>
+        <w:drawing>
+          <wp:inline distT="0" distB="0" distL="0" distR="0" wp14:anchorId="624645D4" wp14:editId="2E2AF3DB">
+            <wp:extent cx="4564380" cy="4490549"/>
+            <wp:effectExtent l="0" t="0" r="7620" b="5715"/>
+            <wp:docPr id="464879034" name="Hình ảnh 1" descr="Ảnh có chứa văn bản, ảnh chụp màn hình, phần mềm, Phần mềm đa phương tiện&#10;&#10;Nội dung do AI tạo ra có thể không chính xác."/>
+            <wp:cNvGraphicFramePr>
+              <a:graphicFrameLocks xmlns:a="http://schemas.openxmlformats.org/drawingml/2006/main" noChangeAspect="1"/>
+            </wp:cNvGraphicFramePr>
+            <a:graphic xmlns:a="http://schemas.openxmlformats.org/drawingml/2006/main">
+              <a:graphicData uri="http://schemas.openxmlformats.org/drawingml/2006/picture">
+                <pic:pic xmlns:pic="http://schemas.openxmlformats.org/drawingml/2006/picture">
+                  <pic:nvPicPr>
+                    <pic:cNvPr id="464879034" name="Hình ảnh 1" descr="Ảnh có chứa văn bản, ảnh chụp màn hình, phần mềm, Phần mềm đa phương tiện&#10;&#10;Nội dung do AI tạo ra có thể không chính xác."/>
+                    <pic:cNvPicPr/>
+                  </pic:nvPicPr>
+                  <pic:blipFill>
+                    <a:blip r:embed="rId10"/>
+                    <a:stretch>
+                      <a:fillRect/>
+                    </a:stretch>
+                  </pic:blipFill>
+                  <pic:spPr>
+                    <a:xfrm>
+                      <a:off x="0" y="0"/>
+                      <a:ext cx="4566413" cy="4492549"/>
+                    </a:xfrm>
+                    <a:prstGeom prst="rect">
+                      <a:avLst/>
+                    </a:prstGeom>
+                  </pic:spPr>
+                </pic:pic>
+              </a:graphicData>
+            </a:graphic>
+          </wp:inline>
+        </w:drawing>
+      </w:r>
+    </w:p>
+    <w:p>
+      <w:pPr>
+        <w:rPr>
+          <w:lang w:val="en-US"/>
+        </w:rPr>
+      </w:pPr>
+      <w:r>
+        <w:t>Login ADMIN</w:t>
+      </w:r>
+    </w:p>
+    <w:p>
+      <w:pPr>
+        <w:rPr>
+          <w:lang w:val="en-US"/>
+        </w:rPr>
+      </w:pPr>
+      <w:r>
+        <w:rPr>
+          <w:lang w:val="en-US"/>
+        </w:rPr>
+        <w:lastRenderedPageBreak/>
+        <w:drawing>
+          <wp:inline distT="0" distB="0" distL="0" distR="0" wp14:anchorId="3FACCEF0" wp14:editId="7764D139">
+            <wp:extent cx="5731510" cy="5213985"/>
+            <wp:effectExtent l="0" t="0" r="2540" b="5715"/>
+            <wp:docPr id="154578338" name="Hình ảnh 1" descr="Ảnh có chứa văn bản, ảnh chụp màn hình, phần mềm, Phần mềm đa phương tiện&#10;&#10;Nội dung do AI tạo ra có thể không chính xác."/>
+            <wp:cNvGraphicFramePr>
+              <a:graphicFrameLocks xmlns:a="http://schemas.openxmlformats.org/drawingml/2006/main" noChangeAspect="1"/>
+            </wp:cNvGraphicFramePr>
+            <a:graphic xmlns:a="http://schemas.openxmlformats.org/drawingml/2006/main">
+              <a:graphicData uri="http://schemas.openxmlformats.org/drawingml/2006/picture">
+                <pic:pic xmlns:pic="http://schemas.openxmlformats.org/drawingml/2006/picture">
+                  <pic:nvPicPr>
+                    <pic:cNvPr id="154578338" name="Hình ảnh 1" descr="Ảnh có chứa văn bản, ảnh chụp màn hình, phần mềm, Phần mềm đa phương tiện&#10;&#10;Nội dung do AI tạo ra có thể không chính xác."/>
+                    <pic:cNvPicPr/>
+                  </pic:nvPicPr>
+                  <pic:blipFill>
+                    <a:blip r:embed="rId11"/>
+                    <a:stretch>
+                      <a:fillRect/>
+                    </a:stretch>
+                  </pic:blipFill>
+                  <pic:spPr>
+                    <a:xfrm>
+                      <a:off x="0" y="0"/>
+                      <a:ext cx="5731510" cy="5213985"/>
+                    </a:xfrm>
+                    <a:prstGeom prst="rect">
+                      <a:avLst/>
+                    </a:prstGeom>
+                  </pic:spPr>
+                </pic:pic>
+              </a:graphicData>
+            </a:graphic>
+          </wp:inline>
+        </w:drawing>
+      </w:r>
+    </w:p>
+    <w:p>
+      <w:pPr>
+        <w:rPr>
+          <w:lang w:val="en-US"/>
+        </w:rPr>
+      </w:pPr>
+      <w:r>
+        <w:rPr>
+          <w:lang w:val="en-US"/>
+        </w:rPr>
+        <w:t>T</w:t>
+      </w:r>
+      <w:r>
+        <w:rPr>
+          <w:lang w:val="en-US"/>
+        </w:rPr>
+        <w:t>est access token hợp lệ</w:t>
+      </w:r>
+    </w:p>
+    <w:p>
+      <w:pPr>
+        <w:rPr>
+          <w:lang w:val="en-US"/>
+        </w:rPr>
+      </w:pPr>
+      <w:r>
+        <w:rPr>
+          <w:lang w:val="en-US"/>
+        </w:rPr>
+        <w:lastRenderedPageBreak/>
+        <w:drawing>
+          <wp:inline distT="0" distB="0" distL="0" distR="0" wp14:anchorId="68317AC2" wp14:editId="31098477">
+            <wp:extent cx="5731510" cy="4810125"/>
+            <wp:effectExtent l="0" t="0" r="2540" b="9525"/>
+            <wp:docPr id="1699375512" name="Hình ảnh 1" descr="Ảnh có chứa văn bản, ảnh chụp màn hình, phần mềm, Phần mềm đa phương tiện&#10;&#10;Nội dung do AI tạo ra có thể không chính xác."/>
+            <wp:cNvGraphicFramePr>
+              <a:graphicFrameLocks xmlns:a="http://schemas.openxmlformats.org/drawingml/2006/main" noChangeAspect="1"/>
+            </wp:cNvGraphicFramePr>
+            <a:graphic xmlns:a="http://schemas.openxmlformats.org/drawingml/2006/main">
+              <a:graphicData uri="http://schemas.openxmlformats.org/drawingml/2006/picture">
+                <pic:pic xmlns:pic="http://schemas.openxmlformats.org/drawingml/2006/picture">
+                  <pic:nvPicPr>
+                    <pic:cNvPr id="1699375512" name="Hình ảnh 1" descr="Ảnh có chứa văn bản, ảnh chụp màn hình, phần mềm, Phần mềm đa phương tiện&#10;&#10;Nội dung do AI tạo ra có thể không chính xác."/>
+                    <pic:cNvPicPr/>
+                  </pic:nvPicPr>
+                  <pic:blipFill>
+                    <a:blip r:embed="rId12"/>
+                    <a:stretch>
+                      <a:fillRect/>
+                    </a:stretch>
+                  </pic:blipFill>
+                  <pic:spPr>
+                    <a:xfrm>
+                      <a:off x="0" y="0"/>
+                      <a:ext cx="5731510" cy="4810125"/>
+                    </a:xfrm>
+                    <a:prstGeom prst="rect">
+                      <a:avLst/>
+                    </a:prstGeom>
+                  </pic:spPr>
+                </pic:pic>
+              </a:graphicData>
+            </a:graphic>
+          </wp:inline>
+        </w:drawing>
+      </w:r>
+    </w:p>
+    <w:p>
+      <w:pPr>
+        <w:rPr>
+          <w:lang w:val="en-US"/>
+        </w:rPr>
+      </w:pPr>
+    </w:p>
+    <w:p>
+      <w:pPr>
+        <w:rPr>
+          <w:lang w:val="en-US"/>
+        </w:rPr>
+      </w:pPr>
+      <w:r>
+        <w:rPr>
+          <w:lang w:val="en-US"/>
+        </w:rPr>
+        <w:lastRenderedPageBreak/>
+        <w:drawing>
+          <wp:inline distT="0" distB="0" distL="0" distR="0" wp14:anchorId="35880E83" wp14:editId="4C553744">
+            <wp:extent cx="5731510" cy="5274945"/>
+            <wp:effectExtent l="0" t="0" r="2540" b="1905"/>
+            <wp:docPr id="1340734173" name="Hình ảnh 1" descr="Ảnh có chứa văn bản, ảnh chụp màn hình, phần mềm, Phần mềm đa phương tiện&#10;&#10;Nội dung do AI tạo ra có thể không chính xác."/>
+            <wp:cNvGraphicFramePr>
+              <a:graphicFrameLocks xmlns:a="http://schemas.openxmlformats.org/drawingml/2006/main" noChangeAspect="1"/>
+            </wp:cNvGraphicFramePr>
+            <a:graphic xmlns:a="http://schemas.openxmlformats.org/drawingml/2006/main">
+              <a:graphicData uri="http://schemas.openxmlformats.org/drawingml/2006/picture">
+                <pic:pic xmlns:pic="http://schemas.openxmlformats.org/drawingml/2006/picture">
+                  <pic:nvPicPr>
+                    <pic:cNvPr id="1340734173" name="Hình ảnh 1" descr="Ảnh có chứa văn bản, ảnh chụp màn hình, phần mềm, Phần mềm đa phương tiện&#10;&#10;Nội dung do AI tạo ra có thể không chính xác."/>
+                    <pic:cNvPicPr/>
+                  </pic:nvPicPr>
+                  <pic:blipFill>
+                    <a:blip r:embed="rId13"/>
+                    <a:stretch>
+                      <a:fillRect/>
+                    </a:stretch>
+                  </pic:blipFill>
+                  <pic:spPr>
+                    <a:xfrm>
+                      <a:off x="0" y="0"/>
+                      <a:ext cx="5731510" cy="5274945"/>
+                    </a:xfrm>
+                    <a:prstGeom prst="rect">
+                      <a:avLst/>
+                    </a:prstGeom>
+                  </pic:spPr>
+                </pic:pic>
+              </a:graphicData>
+            </a:graphic>
+          </wp:inline>
+        </w:drawing>
+      </w:r>
+    </w:p>
+    <w:p>
+      <w:pPr>
+        <w:rPr>
+          <w:lang w:val="en-US"/>
+        </w:rPr>
+      </w:pPr>
+      <w:r>
+        <w:rPr>
+          <w:lang w:val="en-US"/>
+        </w:rPr>
+        <w:t>Logout</w:t>
+      </w:r>
+    </w:p>
+    <w:p>
+      <w:pPr>
+        <w:rPr>
+          <w:lang w:val="en-US"/>
+        </w:rPr>
+      </w:pPr>
+      <w:r>
+        <w:rPr>
+          <w:lang w:val="en-US"/>
+        </w:rPr>
+        <w:lastRenderedPageBreak/>
+        <w:drawing>
+          <wp:inline distT="0" distB="0" distL="0" distR="0" wp14:anchorId="64014118" wp14:editId="3B502590">
+            <wp:extent cx="5731510" cy="3985260"/>
+            <wp:effectExtent l="0" t="0" r="2540" b="0"/>
+            <wp:docPr id="607387428" name="Hình ảnh 1" descr="Ảnh có chứa văn bản, ảnh chụp màn hình, phần mềm, Phần mềm đa phương tiện&#10;&#10;Nội dung do AI tạo ra có thể không chính xác."/>
+            <wp:cNvGraphicFramePr>
+              <a:graphicFrameLocks xmlns:a="http://schemas.openxmlformats.org/drawingml/2006/main" noChangeAspect="1"/>
+            </wp:cNvGraphicFramePr>
+            <a:graphic xmlns:a="http://schemas.openxmlformats.org/drawingml/2006/main">
+              <a:graphicData uri="http://schemas.openxmlformats.org/drawingml/2006/picture">
+                <pic:pic xmlns:pic="http://schemas.openxmlformats.org/drawingml/2006/picture">
+                  <pic:nvPicPr>
+                    <pic:cNvPr id="607387428" name="Hình ảnh 1" descr="Ảnh có chứa văn bản, ảnh chụp màn hình, phần mềm, Phần mềm đa phương tiện&#10;&#10;Nội dung do AI tạo ra có thể không chính xác."/>
+                    <pic:cNvPicPr/>
+                  </pic:nvPicPr>
+                  <pic:blipFill>
+                    <a:blip r:embed="rId14"/>
+                    <a:stretch>
+                      <a:fillRect/>
+                    </a:stretch>
+                  </pic:blipFill>
+                  <pic:spPr>
+                    <a:xfrm>
+                      <a:off x="0" y="0"/>
+                      <a:ext cx="5731510" cy="3985260"/>
+                    </a:xfrm>
+                    <a:prstGeom prst="rect">
+                      <a:avLst/>
+                    </a:prstGeom>
+                  </pic:spPr>
+                </pic:pic>
+              </a:graphicData>
+            </a:graphic>
+          </wp:inline>
+        </w:drawing>
+      </w:r>
+    </w:p>
+    <w:p>
+      <w:pPr>
+        <w:rPr>
+          <w:lang w:val="en-US"/>
+        </w:rPr>
+      </w:pPr>
+      <w:r>
+        <w:rPr>
+          <w:lang w:val="en-US"/>
+        </w:rPr>
+        <w:drawing>
+          <wp:inline distT="0" distB="0" distL="0" distR="0" wp14:anchorId="5BDA844D" wp14:editId="7249B624">
+            <wp:extent cx="5731510" cy="3202305"/>
+            <wp:effectExtent l="0" t="0" r="2540" b="0"/>
+            <wp:docPr id="1718517137" name="Hình ảnh 1" descr="Ảnh có chứa văn bản, ảnh chụp màn hình, phần mềm, Phần mềm đa phương tiện&#10;&#10;Nội dung do AI tạo ra có thể không chính xác."/>
+            <wp:cNvGraphicFramePr>
+              <a:graphicFrameLocks xmlns:a="http://schemas.openxmlformats.org/drawingml/2006/main" noChangeAspect="1"/>
+            </wp:cNvGraphicFramePr>
+            <a:graphic xmlns:a="http://schemas.openxmlformats.org/drawingml/2006/main">
+              <a:graphicData uri="http://schemas.openxmlformats.org/drawingml/2006/picture">
+                <pic:pic xmlns:pic="http://schemas.openxmlformats.org/drawingml/2006/picture">
+                  <pic:nvPicPr>
+                    <pic:cNvPr id="1718517137" name="Hình ảnh 1" descr="Ảnh có chứa văn bản, ảnh chụp màn hình, phần mềm, Phần mềm đa phương tiện&#10;&#10;Nội dung do AI tạo ra có thể không chính xác."/>
+                    <pic:cNvPicPr/>
+                  </pic:nvPicPr>
+                  <pic:blipFill>
+                    <a:blip r:embed="rId15"/>
+                    <a:stretch>
+                      <a:fillRect/>
+                    </a:stretch>
+                  </pic:blipFill>
+                  <pic:spPr>
+                    <a:xfrm>
+                      <a:off x="0" y="0"/>
+                      <a:ext cx="5731510" cy="3202305"/>
                     </a:xfrm>
                     <a:prstGeom prst="rect">
                       <a:avLst/>
@@ -919,7 +1360,6 @@
   <w:style w:type="character" w:default="1" w:styleId="Phngmcinhcuaoanvn">
     <w:name w:val="Default Paragraph Font"/>
     <w:uiPriority w:val="1"/>
-    <w:semiHidden/>
     <w:unhideWhenUsed/>
   </w:style>
   <w:style w:type="table" w:default="1" w:styleId="BangThngthng">
